--- a/ЛАБ8 Девопс Любов.docx
+++ b/ЛАБ8 Девопс Любов.docx
@@ -520,15 +520,14 @@
       </w:r>
       <w:r>
         <w:rPr>
-          <w:noProof/>
           <w:sz w:val="28"/>
           <w:szCs w:val="28"/>
         </w:rPr>
         <w:drawing>
-          <wp:inline distT="0" distB="0" distL="0" distR="0" wp14:anchorId="778911F3" wp14:editId="5F83941C">
-            <wp:extent cx="5940425" cy="3071495"/>
-            <wp:effectExtent l="0" t="0" r="3175" b="0"/>
-            <wp:docPr id="10" name="Рисунок 10"/>
+          <wp:inline distT="0" distB="0" distL="0" distR="0" wp14:anchorId="7F710FD8" wp14:editId="648ACD3B">
+            <wp:extent cx="5940425" cy="3384550"/>
+            <wp:effectExtent l="0" t="0" r="3175" b="6350"/>
+            <wp:docPr id="5" name="Рисунок 5"/>
             <wp:cNvGraphicFramePr>
               <a:graphicFrameLocks xmlns:a="http://schemas.openxmlformats.org/drawingml/2006/main" noChangeAspect="1"/>
             </wp:cNvGraphicFramePr>
@@ -548,7 +547,7 @@
                   <pic:spPr>
                     <a:xfrm>
                       <a:off x="0" y="0"/>
-                      <a:ext cx="5940425" cy="3071495"/>
+                      <a:ext cx="5940425" cy="3384550"/>
                     </a:xfrm>
                     <a:prstGeom prst="rect">
                       <a:avLst/>
